--- a/TP4_Phase1_PoC.docx
+++ b/TP4_Phase1_PoC.docx
@@ -33,49 +33,19 @@
         <w:rPr>
           <w:lang w:val="fr-CA"/>
         </w:rPr>
-        <w:t xml:space="preserve"> Fabrice Malanda, Philippe </w:t>
-      </w:r>
-      <w:proofErr w:type="spellStart"/>
-      <w:r>
-        <w:rPr>
-          <w:lang w:val="fr-CA"/>
-        </w:rPr>
-        <w:t>Giguere</w:t>
-      </w:r>
-      <w:proofErr w:type="spellEnd"/>
-      <w:r>
-        <w:rPr>
-          <w:lang w:val="fr-CA"/>
-        </w:rPr>
-        <w:t xml:space="preserve">, </w:t>
-      </w:r>
-      <w:proofErr w:type="spellStart"/>
-      <w:r>
-        <w:rPr>
-          <w:lang w:val="fr-CA"/>
-        </w:rPr>
-        <w:t>Igiraneza</w:t>
-      </w:r>
-      <w:proofErr w:type="spellEnd"/>
+        <w:t xml:space="preserve"> Fabrice Malanda, Philippe Giguere, Igiraneza Ovède Colin</w:t>
+      </w:r>
+      <w:r>
+        <w:rPr>
+          <w:lang w:val="fr-CA"/>
+        </w:rPr>
+        <w:t>, Luc Blanchette-Tadeo</w:t>
+      </w:r>
       <w:r>
         <w:rPr>
           <w:lang w:val="fr-CA"/>
         </w:rPr>
         <w:t xml:space="preserve"> </w:t>
-      </w:r>
-      <w:proofErr w:type="spellStart"/>
-      <w:r>
-        <w:rPr>
-          <w:lang w:val="fr-CA"/>
-        </w:rPr>
-        <w:t>Ovède</w:t>
-      </w:r>
-      <w:proofErr w:type="spellEnd"/>
-      <w:r>
-        <w:rPr>
-          <w:lang w:val="fr-CA"/>
-        </w:rPr>
-        <w:t xml:space="preserve"> Colin </w:t>
       </w:r>
     </w:p>
     <w:p>
@@ -118,16 +88,8 @@
         <w:rPr>
           <w:lang w:val="fr-CA"/>
         </w:rPr>
-        <w:t xml:space="preserve">Objectif de la </w:t>
-      </w:r>
-      <w:proofErr w:type="spellStart"/>
-      <w:r>
-        <w:rPr>
-          <w:lang w:val="fr-CA"/>
-        </w:rPr>
-        <w:t>PoC</w:t>
-      </w:r>
-      <w:proofErr w:type="spellEnd"/>
+        <w:t>Objectif de la PoC</w:t>
+      </w:r>
     </w:p>
     <w:p>
       <w:pPr>
@@ -139,48 +101,19 @@
         <w:rPr>
           <w:lang w:val="fr-CA"/>
         </w:rPr>
-        <w:t>Décrivez clairement l’objectif de cette preuve de concept. Quel élément critique de votre solution cherchez-vous à valider ? Pourquoi cette validation est-elle importante dans le contexte du projet ?</w:t>
-      </w:r>
-    </w:p>
-    <w:p>
-      <w:pPr>
-        <w:rPr>
-          <w:lang w:val="fr-CA"/>
-        </w:rPr>
-      </w:pPr>
-      <w:r>
-        <w:rPr>
-          <w:lang w:val="fr-CA"/>
-        </w:rPr>
-        <w:t xml:space="preserve">L’objectif de cette preuve de concept est de montrer que le </w:t>
-      </w:r>
-      <w:proofErr w:type="spellStart"/>
-      <w:r>
-        <w:rPr>
-          <w:lang w:val="fr-CA"/>
-        </w:rPr>
-        <w:t>front-end</w:t>
-      </w:r>
-      <w:proofErr w:type="spellEnd"/>
-      <w:r>
-        <w:rPr>
-          <w:lang w:val="fr-CA"/>
-        </w:rPr>
-        <w:t xml:space="preserve">, le </w:t>
-      </w:r>
-      <w:proofErr w:type="spellStart"/>
-      <w:r>
-        <w:rPr>
-          <w:lang w:val="fr-CA"/>
-        </w:rPr>
-        <w:t>back-end</w:t>
-      </w:r>
-      <w:proofErr w:type="spellEnd"/>
-      <w:r>
-        <w:rPr>
-          <w:lang w:val="fr-CA"/>
-        </w:rPr>
-        <w:t xml:space="preserve"> et la base de données se relie entre eux</w:t>
+        <w:t xml:space="preserve">L’objectif de cette preuve de concept est de montrer que le front-end, le back-end et la base de données </w:t>
+      </w:r>
+      <w:r>
+        <w:rPr>
+          <w:lang w:val="fr-CA"/>
+        </w:rPr>
+        <w:t>soient reliés</w:t>
+      </w:r>
+      <w:r>
+        <w:rPr>
+          <w:lang w:val="fr-CA"/>
+        </w:rPr>
+        <w:t xml:space="preserve"> entre eux</w:t>
       </w:r>
       <w:r>
         <w:rPr>
@@ -192,7 +125,19 @@
         <w:rPr>
           <w:lang w:val="fr-CA"/>
         </w:rPr>
-        <w:t xml:space="preserve"> En vérifiant cet aspect nous pouvons valider que les trois technologies choisies sont compatibles.</w:t>
+        <w:t xml:space="preserve"> En vérifiant cet aspect</w:t>
+      </w:r>
+      <w:r>
+        <w:rPr>
+          <w:lang w:val="fr-CA"/>
+        </w:rPr>
+        <w:t>,</w:t>
+      </w:r>
+      <w:r>
+        <w:rPr>
+          <w:lang w:val="fr-CA"/>
+        </w:rPr>
+        <w:t xml:space="preserve"> nous pouvons valider que les trois technologies choisies sont compatibles.</w:t>
       </w:r>
       <w:r>
         <w:rPr>
@@ -204,7 +149,19 @@
         <w:rPr>
           <w:lang w:val="fr-CA"/>
         </w:rPr>
-        <w:t>Cette validation est importante pour pouvoir crée une application web avec un fonctionnement optimal.</w:t>
+        <w:t>Cette validation est importante pour pouvoir crée</w:t>
+      </w:r>
+      <w:r>
+        <w:rPr>
+          <w:lang w:val="fr-CA"/>
+        </w:rPr>
+        <w:t>r</w:t>
+      </w:r>
+      <w:r>
+        <w:rPr>
+          <w:lang w:val="fr-CA"/>
+        </w:rPr>
+        <w:t xml:space="preserve"> une application web avec un fonctionnement optimal.</w:t>
       </w:r>
     </w:p>
     <w:p>
@@ -231,35 +188,199 @@
         <w:rPr>
           <w:lang w:val="fr-CA"/>
         </w:rPr>
-        <w:t xml:space="preserve">Indiquez la fonctionnalité unique testée dans cette </w:t>
-      </w:r>
-      <w:proofErr w:type="spellStart"/>
-      <w:r>
-        <w:rPr>
-          <w:lang w:val="fr-CA"/>
-        </w:rPr>
-        <w:t>PoC</w:t>
-      </w:r>
-      <w:proofErr w:type="spellEnd"/>
-      <w:r>
-        <w:rPr>
-          <w:lang w:val="fr-CA"/>
-        </w:rPr>
-        <w:t>.</w:t>
-      </w:r>
-      <w:r>
-        <w:rPr>
-          <w:lang w:val="fr-CA"/>
-        </w:rPr>
-        <w:br/>
-        <w:t>- Décrivez le flux : entrée → traitement → sortie observable.</w:t>
-      </w:r>
-      <w:r>
-        <w:rPr>
-          <w:lang w:val="fr-CA"/>
-        </w:rPr>
-        <w:br/>
-        <w:t>- Justifiez pourquoi cette fonctionnalité est centrale pour votre solution.</w:t>
+        <w:t xml:space="preserve">Dans cette PoC, nous avons testé </w:t>
+      </w:r>
+      <w:r>
+        <w:rPr>
+          <w:lang w:val="fr-CA"/>
+        </w:rPr>
+        <w:t xml:space="preserve">l’utilisation de requêtes simples (POST ou GET) </w:t>
+      </w:r>
+      <w:r>
+        <w:rPr>
+          <w:lang w:val="fr-CA"/>
+        </w:rPr>
+        <w:t>via notre frontend (Svelte)</w:t>
+      </w:r>
+      <w:r>
+        <w:rPr>
+          <w:lang w:val="fr-CA"/>
+        </w:rPr>
+        <w:t xml:space="preserve">. </w:t>
+      </w:r>
+      <w:r>
+        <w:rPr>
+          <w:lang w:val="fr-CA"/>
+        </w:rPr>
+        <w:t xml:space="preserve">Une zone de texte </w:t>
+      </w:r>
+      <w:r>
+        <w:rPr>
+          <w:lang w:val="fr-CA"/>
+        </w:rPr>
+        <w:t xml:space="preserve">ainsi qu’un bouton </w:t>
+      </w:r>
+      <w:r>
+        <w:rPr>
+          <w:lang w:val="fr-CA"/>
+        </w:rPr>
+        <w:t xml:space="preserve">qui permet l’envoi </w:t>
+      </w:r>
+      <w:r>
+        <w:rPr>
+          <w:lang w:val="fr-CA"/>
+        </w:rPr>
+        <w:t xml:space="preserve">et </w:t>
+      </w:r>
+      <w:r>
+        <w:rPr>
+          <w:lang w:val="fr-CA"/>
+        </w:rPr>
+        <w:t>le backend SprinBoot reçoit la requête. Le contr</w:t>
+      </w:r>
+      <w:r>
+        <w:rPr>
+          <w:lang w:val="fr-CA"/>
+        </w:rPr>
+        <w:t>ol</w:t>
+      </w:r>
+      <w:r>
+        <w:rPr>
+          <w:lang w:val="fr-CA"/>
+        </w:rPr>
+        <w:t>leur REST qui se retrouve dans MessageController.java traite la demande</w:t>
+      </w:r>
+      <w:r>
+        <w:rPr>
+          <w:lang w:val="fr-CA"/>
+        </w:rPr>
+        <w:t xml:space="preserve"> </w:t>
+      </w:r>
+      <w:r>
+        <w:rPr>
+          <w:lang w:val="fr-CA"/>
+        </w:rPr>
+        <w:t xml:space="preserve">et envoie les données au service qui utilise JPA </w:t>
+      </w:r>
+      <w:r>
+        <w:rPr>
+          <w:lang w:val="fr-CA"/>
+        </w:rPr>
+        <w:t>(</w:t>
+      </w:r>
+      <w:r>
+        <w:rPr>
+          <w:lang w:val="fr-CA"/>
+        </w:rPr>
+        <w:t>Java Persistence API</w:t>
+      </w:r>
+      <w:r>
+        <w:rPr>
+          <w:lang w:val="fr-CA"/>
+        </w:rPr>
+        <w:t>). Ce service créé une entité message et l’enregistre dans Post</w:t>
+      </w:r>
+      <w:r>
+        <w:rPr>
+          <w:lang w:val="fr-CA"/>
+        </w:rPr>
+        <w:t>greSQL</w:t>
+      </w:r>
+      <w:r>
+        <w:rPr>
+          <w:lang w:val="fr-CA"/>
+        </w:rPr>
+        <w:t xml:space="preserve">. Les </w:t>
+      </w:r>
+      <w:r>
+        <w:rPr>
+          <w:lang w:val="fr-CA"/>
+        </w:rPr>
+        <w:t>entités</w:t>
+      </w:r>
+      <w:r>
+        <w:rPr>
+          <w:lang w:val="fr-CA"/>
+        </w:rPr>
+        <w:t xml:space="preserve"> </w:t>
+      </w:r>
+      <w:r>
+        <w:rPr>
+          <w:lang w:val="fr-CA"/>
+        </w:rPr>
+        <w:t xml:space="preserve">sont ensuite observables sur </w:t>
+      </w:r>
+      <w:r>
+        <w:rPr>
+          <w:lang w:val="fr-CA"/>
+        </w:rPr>
+        <w:t xml:space="preserve">pgAdmin. </w:t>
+      </w:r>
+      <w:r>
+        <w:rPr>
+          <w:lang w:val="fr-CA"/>
+        </w:rPr>
+        <w:t>Cette fonctionnalité est centrale pour notre solution</w:t>
+      </w:r>
+      <w:r>
+        <w:rPr>
+          <w:lang w:val="fr-CA"/>
+        </w:rPr>
+        <w:t>,</w:t>
+      </w:r>
+      <w:r>
+        <w:rPr>
+          <w:lang w:val="fr-CA"/>
+        </w:rPr>
+        <w:t xml:space="preserve"> car elle prouve effectivement que tous les composants </w:t>
+      </w:r>
+      <w:r>
+        <w:rPr>
+          <w:lang w:val="fr-CA"/>
+        </w:rPr>
+        <w:t>de notre système fonctionnent ensemble</w:t>
+      </w:r>
+      <w:r>
+        <w:rPr>
+          <w:lang w:val="fr-CA"/>
+        </w:rPr>
+        <w:t xml:space="preserve">, ce qui </w:t>
+      </w:r>
+      <w:r>
+        <w:rPr>
+          <w:lang w:val="fr-CA"/>
+        </w:rPr>
+        <w:t>garantit</w:t>
+      </w:r>
+      <w:r>
+        <w:rPr>
+          <w:lang w:val="fr-CA"/>
+        </w:rPr>
+        <w:t xml:space="preserve"> </w:t>
+      </w:r>
+      <w:r>
+        <w:rPr>
+          <w:lang w:val="fr-CA"/>
+        </w:rPr>
+        <w:t xml:space="preserve">son efficacité </w:t>
+      </w:r>
+      <w:r>
+        <w:rPr>
+          <w:lang w:val="fr-CA"/>
+        </w:rPr>
+        <w:t xml:space="preserve">lors </w:t>
+      </w:r>
+      <w:r>
+        <w:rPr>
+          <w:lang w:val="fr-CA"/>
+        </w:rPr>
+        <w:t xml:space="preserve">de </w:t>
+      </w:r>
+      <w:r>
+        <w:rPr>
+          <w:lang w:val="fr-CA"/>
+        </w:rPr>
+        <w:t>la création du prototype.</w:t>
       </w:r>
     </w:p>
     <w:p>
@@ -286,35 +407,247 @@
         <w:rPr>
           <w:lang w:val="fr-CA"/>
         </w:rPr>
-        <w:t>Présentez uniquement les entités strictement nécessaires au fonctionnement de la fonctionnalité.</w:t>
+        <w:t xml:space="preserve">Le </w:t>
+      </w:r>
+      <w:r>
+        <w:rPr>
+          <w:lang w:val="fr-CA"/>
+        </w:rPr>
+        <w:t xml:space="preserve">fonctionnement de la PoC </w:t>
+      </w:r>
+      <w:r>
+        <w:rPr>
+          <w:lang w:val="fr-CA"/>
+        </w:rPr>
+        <w:t xml:space="preserve">repose sur l’entité Message. </w:t>
+      </w:r>
+      <w:r>
+        <w:rPr>
+          <w:lang w:val="fr-CA"/>
+        </w:rPr>
+        <w:t xml:space="preserve">L’entité possède deux attributs : ID, qui lui est automatiquement </w:t>
+      </w:r>
+      <w:r>
+        <w:rPr>
+          <w:lang w:val="fr-CA"/>
+        </w:rPr>
+        <w:t xml:space="preserve">généré et text, </w:t>
+      </w:r>
+      <w:r>
+        <w:rPr>
+          <w:lang w:val="fr-CA"/>
+        </w:rPr>
+        <w:t xml:space="preserve">qui est un string </w:t>
+      </w:r>
+      <w:r>
+        <w:rPr>
+          <w:lang w:val="fr-CA"/>
+        </w:rPr>
+        <w:t xml:space="preserve">possédant la valeur écrite </w:t>
+      </w:r>
+      <w:r>
+        <w:rPr>
+          <w:lang w:val="fr-CA"/>
+        </w:rPr>
+        <w:t xml:space="preserve">dans la zone de texte sur l’interface graphique. </w:t>
+      </w:r>
+      <w:r>
+        <w:rPr>
+          <w:lang w:val="fr-CA"/>
+        </w:rPr>
+        <w:t>Il n’existe aucune relation avec d’autre entités</w:t>
+      </w:r>
+      <w:r>
+        <w:rPr>
+          <w:lang w:val="fr-CA"/>
+        </w:rPr>
+        <w:t>,</w:t>
+      </w:r>
+      <w:r>
+        <w:rPr>
+          <w:lang w:val="fr-CA"/>
+        </w:rPr>
+        <w:t xml:space="preserve"> car il n’y en a pas d’autre</w:t>
+      </w:r>
+      <w:r>
+        <w:rPr>
+          <w:lang w:val="fr-CA"/>
+        </w:rPr>
+        <w:t xml:space="preserve">, d’autres </w:t>
+      </w:r>
+      <w:r>
+        <w:rPr>
+          <w:lang w:val="fr-CA"/>
+        </w:rPr>
+        <w:t>entités</w:t>
+      </w:r>
+      <w:r>
+        <w:rPr>
+          <w:lang w:val="fr-CA"/>
+        </w:rPr>
+        <w:t xml:space="preserve"> seront créées au fur et à mesure de la complétion du projet</w:t>
+      </w:r>
+      <w:r>
+        <w:rPr>
+          <w:lang w:val="fr-CA"/>
+        </w:rPr>
+        <w:t xml:space="preserve">. </w:t>
+      </w:r>
+      <w:r>
+        <w:rPr>
+          <w:lang w:val="fr-CA"/>
+        </w:rPr>
+        <w:t xml:space="preserve">Voici un </w:t>
+      </w:r>
+      <w:r>
+        <w:rPr>
+          <w:lang w:val="fr-CA"/>
+        </w:rPr>
+        <w:t>diagramme d’une entité Message :</w:t>
       </w:r>
       <w:r>
         <w:rPr>
           <w:lang w:val="fr-CA"/>
         </w:rPr>
         <w:br/>
-        <w:t>- Décrivez les attributs principaux.</w:t>
-      </w:r>
-      <w:r>
-        <w:rPr>
-          <w:lang w:val="fr-CA"/>
-        </w:rPr>
-        <w:br/>
-        <w:t>- Expliquez les relations (si applicables).</w:t>
-      </w:r>
-      <w:r>
-        <w:rPr>
-          <w:lang w:val="fr-CA"/>
-        </w:rPr>
-        <w:br/>
-        <w:t>- Insérez un petit diagramme ou une description structurée.</w:t>
-      </w:r>
-      <w:r>
-        <w:rPr>
-          <w:lang w:val="fr-CA"/>
-        </w:rPr>
-        <w:br/>
-        <w:t>- Précisez comment les données sont persistées (BD, fichier, etc.).</w:t>
+      </w:r>
+      <w:r>
+        <w:rPr>
+          <w:noProof/>
+          <w:lang w:val="fr-CA"/>
+        </w:rPr>
+        <w:drawing>
+          <wp:inline distT="0" distB="0" distL="0" distR="0" wp14:anchorId="6836CF1B" wp14:editId="19B42FCE">
+            <wp:extent cx="2638793" cy="562053"/>
+            <wp:effectExtent l="0" t="0" r="9525" b="9525"/>
+            <wp:docPr id="785482177" name="Image 1"/>
+            <wp:cNvGraphicFramePr>
+              <a:graphicFrameLocks xmlns:a="http://schemas.openxmlformats.org/drawingml/2006/main" noChangeAspect="1"/>
+            </wp:cNvGraphicFramePr>
+            <a:graphic xmlns:a="http://schemas.openxmlformats.org/drawingml/2006/main">
+              <a:graphicData uri="http://schemas.openxmlformats.org/drawingml/2006/picture">
+                <pic:pic xmlns:pic="http://schemas.openxmlformats.org/drawingml/2006/picture">
+                  <pic:nvPicPr>
+                    <pic:cNvPr id="785482177" name=""/>
+                    <pic:cNvPicPr/>
+                  </pic:nvPicPr>
+                  <pic:blipFill>
+                    <a:blip r:embed="rId11"/>
+                    <a:stretch>
+                      <a:fillRect/>
+                    </a:stretch>
+                  </pic:blipFill>
+                  <pic:spPr>
+                    <a:xfrm>
+                      <a:off x="0" y="0"/>
+                      <a:ext cx="2638793" cy="562053"/>
+                    </a:xfrm>
+                    <a:prstGeom prst="rect">
+                      <a:avLst/>
+                    </a:prstGeom>
+                  </pic:spPr>
+                </pic:pic>
+              </a:graphicData>
+            </a:graphic>
+          </wp:inline>
+        </w:drawing>
+      </w:r>
+    </w:p>
+    <w:p>
+      <w:pPr>
+        <w:rPr>
+          <w:lang w:val="fr-CA"/>
+        </w:rPr>
+      </w:pPr>
+      <w:r>
+        <w:rPr>
+          <w:lang w:val="fr-CA"/>
+        </w:rPr>
+        <w:t xml:space="preserve">On peut observer que, comme dit plus tôt, chaque ligne est un différent message, possédant un ID et un text (string). </w:t>
+      </w:r>
+      <w:r>
+        <w:rPr>
+          <w:lang w:val="fr-CA"/>
+        </w:rPr>
+        <w:t xml:space="preserve">La persistance des données </w:t>
+      </w:r>
+      <w:r>
+        <w:rPr>
+          <w:lang w:val="fr-CA"/>
+        </w:rPr>
+        <w:t>est assurée par JPA</w:t>
+      </w:r>
+      <w:r>
+        <w:rPr>
+          <w:lang w:val="fr-CA"/>
+        </w:rPr>
+        <w:t xml:space="preserve"> de notre fichier Message.java </w:t>
+      </w:r>
+      <w:r>
+        <w:rPr>
+          <w:lang w:val="fr-CA"/>
+        </w:rPr>
+        <w:t xml:space="preserve">qui traduit automatiquement </w:t>
+      </w:r>
+      <w:r>
+        <w:rPr>
+          <w:lang w:val="fr-CA"/>
+        </w:rPr>
+        <w:t>les objets reçus en lignes de table SQL.</w:t>
+      </w:r>
+      <w:r>
+        <w:rPr>
+          <w:lang w:val="fr-CA"/>
+        </w:rPr>
+        <w:t xml:space="preserve"> </w:t>
+      </w:r>
+      <w:r>
+        <w:rPr>
+          <w:lang w:val="fr-CA"/>
+        </w:rPr>
+        <w:t xml:space="preserve">Les opérations qui seront faites sur les </w:t>
+      </w:r>
+      <w:r>
+        <w:rPr>
+          <w:lang w:val="fr-CA"/>
+        </w:rPr>
+        <w:t>données plus tard lors de la complétion du projet</w:t>
+      </w:r>
+      <w:r>
+        <w:rPr>
+          <w:lang w:val="fr-CA"/>
+        </w:rPr>
+        <w:t xml:space="preserve"> </w:t>
+      </w:r>
+      <w:r>
+        <w:rPr>
+          <w:lang w:val="fr-CA"/>
+        </w:rPr>
+        <w:t>pourront être vues dans la base de données</w:t>
+      </w:r>
+      <w:r>
+        <w:rPr>
+          <w:lang w:val="fr-CA"/>
+        </w:rPr>
+        <w:t xml:space="preserve"> (suppression, </w:t>
+      </w:r>
+      <w:r>
+        <w:rPr>
+          <w:lang w:val="fr-CA"/>
+        </w:rPr>
+        <w:t>mise à jour, etc.)</w:t>
+      </w:r>
+      <w:r>
+        <w:rPr>
+          <w:lang w:val="fr-CA"/>
+        </w:rPr>
+        <w:t xml:space="preserve">. </w:t>
+      </w:r>
+      <w:r>
+        <w:rPr>
+          <w:lang w:val="fr-CA"/>
+        </w:rPr>
+        <w:t xml:space="preserve"> </w:t>
       </w:r>
     </w:p>
     <w:p>
@@ -341,42 +674,172 @@
         <w:rPr>
           <w:lang w:val="fr-CA"/>
         </w:rPr>
-        <w:t>Présentez l’environnement technique utilisé :</w:t>
-      </w:r>
-      <w:r>
-        <w:rPr>
-          <w:lang w:val="fr-CA"/>
-        </w:rPr>
-        <w:br/>
-        <w:t>- Langage / Framework</w:t>
-      </w:r>
-      <w:r>
-        <w:rPr>
-          <w:lang w:val="fr-CA"/>
-        </w:rPr>
-        <w:br/>
-        <w:t>- Base de données</w:t>
-      </w:r>
-      <w:r>
-        <w:rPr>
-          <w:lang w:val="fr-CA"/>
-        </w:rPr>
-        <w:br/>
-        <w:t>- Outils ou bibliothèques</w:t>
-      </w:r>
-      <w:r>
-        <w:rPr>
-          <w:lang w:val="fr-CA"/>
-        </w:rPr>
-        <w:br/>
-      </w:r>
-      <w:r>
-        <w:rPr>
-          <w:lang w:val="fr-CA"/>
-        </w:rPr>
-        <w:br/>
-        <w:t>Expliquez brièvement comment la solution fonctionne sur le plan technique.</w:t>
-      </w:r>
+        <w:t xml:space="preserve">Le projet a comme </w:t>
+      </w:r>
+      <w:r>
+        <w:rPr>
+          <w:lang w:val="fr-CA"/>
+        </w:rPr>
+        <w:t xml:space="preserve">frontend </w:t>
+      </w:r>
+      <w:r>
+        <w:rPr>
+          <w:lang w:val="fr-CA"/>
+        </w:rPr>
+        <w:t xml:space="preserve">Svelte </w:t>
+      </w:r>
+      <w:r>
+        <w:rPr>
+          <w:lang w:val="fr-CA"/>
+        </w:rPr>
+        <w:t xml:space="preserve">qui a comme </w:t>
+      </w:r>
+      <w:r>
+        <w:rPr>
+          <w:lang w:val="fr-CA"/>
+        </w:rPr>
+        <w:t>langage</w:t>
+      </w:r>
+      <w:r>
+        <w:rPr>
+          <w:lang w:val="fr-CA"/>
+        </w:rPr>
+        <w:t xml:space="preserve"> </w:t>
+      </w:r>
+      <w:r>
+        <w:rPr>
+          <w:lang w:val="fr-CA"/>
+        </w:rPr>
+        <w:t>TypeScript</w:t>
+      </w:r>
+      <w:r>
+        <w:rPr>
+          <w:lang w:val="fr-CA"/>
+        </w:rPr>
+        <w:t>, i</w:t>
+      </w:r>
+      <w:r>
+        <w:rPr>
+          <w:lang w:val="fr-CA"/>
+        </w:rPr>
+        <w:t xml:space="preserve">l envoie des requêtes </w:t>
+      </w:r>
+      <w:r>
+        <w:rPr>
+          <w:lang w:val="fr-CA"/>
+        </w:rPr>
+        <w:t xml:space="preserve">post et get </w:t>
+      </w:r>
+      <w:r>
+        <w:rPr>
+          <w:lang w:val="fr-CA"/>
+        </w:rPr>
+        <w:t xml:space="preserve">en JSON </w:t>
+      </w:r>
+      <w:r>
+        <w:rPr>
+          <w:lang w:val="fr-CA"/>
+        </w:rPr>
+        <w:t xml:space="preserve">au backend </w:t>
+      </w:r>
+      <w:r>
+        <w:rPr>
+          <w:lang w:val="fr-CA"/>
+        </w:rPr>
+        <w:t xml:space="preserve">qui est </w:t>
+      </w:r>
+      <w:r>
+        <w:rPr>
+          <w:lang w:val="fr-CA"/>
+        </w:rPr>
+        <w:t>Spring</w:t>
+      </w:r>
+      <w:r>
+        <w:rPr>
+          <w:lang w:val="fr-CA"/>
+        </w:rPr>
+        <w:t>B</w:t>
+      </w:r>
+      <w:r>
+        <w:rPr>
+          <w:lang w:val="fr-CA"/>
+        </w:rPr>
+        <w:t>oot</w:t>
+      </w:r>
+      <w:r>
+        <w:rPr>
+          <w:lang w:val="fr-CA"/>
+        </w:rPr>
+        <w:t xml:space="preserve">. </w:t>
+      </w:r>
+      <w:r>
+        <w:rPr>
+          <w:lang w:val="fr-CA"/>
+        </w:rPr>
+        <w:t>Le backend</w:t>
+      </w:r>
+      <w:r>
+        <w:rPr>
+          <w:lang w:val="fr-CA"/>
+        </w:rPr>
+        <w:t xml:space="preserve"> </w:t>
+      </w:r>
+      <w:r>
+        <w:rPr>
+          <w:lang w:val="fr-CA"/>
+        </w:rPr>
+        <w:t>t</w:t>
+      </w:r>
+      <w:r>
+        <w:rPr>
+          <w:lang w:val="fr-CA"/>
+        </w:rPr>
+        <w:t xml:space="preserve">raite ces requêtes et lit/écrit </w:t>
+      </w:r>
+      <w:r>
+        <w:rPr>
+          <w:lang w:val="fr-CA"/>
+        </w:rPr>
+        <w:lastRenderedPageBreak/>
+        <w:t>les données dans une base</w:t>
+      </w:r>
+      <w:r>
+        <w:rPr>
+          <w:lang w:val="fr-CA"/>
+        </w:rPr>
+        <w:t xml:space="preserve"> de données</w:t>
+      </w:r>
+      <w:r>
+        <w:rPr>
+          <w:lang w:val="fr-CA"/>
+        </w:rPr>
+        <w:t xml:space="preserve"> PostgreSQL. En de</w:t>
+      </w:r>
+      <w:r>
+        <w:rPr>
+          <w:lang w:val="fr-CA"/>
+        </w:rPr>
+        <w:t>v,</w:t>
+      </w:r>
+      <w:r>
+        <w:rPr>
+          <w:lang w:val="fr-CA"/>
+        </w:rPr>
+        <w:t xml:space="preserve"> on utilise Node/npm pour le frontend, Maven/Gradle pour le backend et Docker pour lancer PostgreSQL.</w:t>
+      </w:r>
+      <w:r>
+        <w:rPr>
+          <w:lang w:val="fr-CA"/>
+        </w:rPr>
+        <w:t xml:space="preserve"> </w:t>
+      </w:r>
+    </w:p>
+    <w:p>
+      <w:pPr>
+        <w:rPr>
+          <w:lang w:val="fr-CA"/>
+        </w:rPr>
+      </w:pPr>
     </w:p>
     <w:p>
       <w:pPr>
@@ -395,42 +858,145 @@
     <w:p>
       <w:pPr>
         <w:rPr>
-          <w:lang w:val="fr-CA"/>
+          <w:noProof/>
         </w:rPr>
       </w:pPr>
       <w:r>
         <w:rPr>
-          <w:lang w:val="fr-CA"/>
-        </w:rPr>
-        <w:t>Décrivez le résultat observé.</w:t>
-      </w:r>
-      <w:r>
-        <w:rPr>
-          <w:lang w:val="fr-CA"/>
-        </w:rPr>
-        <w:br/>
-        <w:t>- Capture d’écran ou référence à une preuve d’exécution</w:t>
-      </w:r>
-      <w:r>
-        <w:rPr>
-          <w:lang w:val="fr-CA"/>
-        </w:rPr>
-        <w:br/>
-        <w:t>- Confirmation que la fonctionnalité fonctionne comme prévu</w:t>
+          <w:noProof/>
+          <w:lang w:val="fr-CA"/>
+        </w:rPr>
+        <w:drawing>
+          <wp:inline distT="0" distB="0" distL="0" distR="0" wp14:anchorId="75078C17" wp14:editId="34E374CF">
+            <wp:extent cx="5486400" cy="3561715"/>
+            <wp:effectExtent l="0" t="0" r="0" b="635"/>
+            <wp:docPr id="988861007" name="Image 1"/>
+            <wp:cNvGraphicFramePr>
+              <a:graphicFrameLocks xmlns:a="http://schemas.openxmlformats.org/drawingml/2006/main" noChangeAspect="1"/>
+            </wp:cNvGraphicFramePr>
+            <a:graphic xmlns:a="http://schemas.openxmlformats.org/drawingml/2006/main">
+              <a:graphicData uri="http://schemas.openxmlformats.org/drawingml/2006/picture">
+                <pic:pic xmlns:pic="http://schemas.openxmlformats.org/drawingml/2006/picture">
+                  <pic:nvPicPr>
+                    <pic:cNvPr id="988861007" name=""/>
+                    <pic:cNvPicPr/>
+                  </pic:nvPicPr>
+                  <pic:blipFill>
+                    <a:blip r:embed="rId12"/>
+                    <a:stretch>
+                      <a:fillRect/>
+                    </a:stretch>
+                  </pic:blipFill>
+                  <pic:spPr>
+                    <a:xfrm>
+                      <a:off x="0" y="0"/>
+                      <a:ext cx="5486400" cy="3561715"/>
+                    </a:xfrm>
+                    <a:prstGeom prst="rect">
+                      <a:avLst/>
+                    </a:prstGeom>
+                  </pic:spPr>
+                </pic:pic>
+              </a:graphicData>
+            </a:graphic>
+          </wp:inline>
+        </w:drawing>
+      </w:r>
+      <w:r>
+        <w:rPr>
+          <w:noProof/>
+        </w:rPr>
+        <w:t xml:space="preserve"> </w:t>
+      </w:r>
+      <w:r>
+        <w:rPr>
+          <w:noProof/>
+        </w:rPr>
+        <w:drawing>
+          <wp:inline distT="0" distB="0" distL="0" distR="0" wp14:anchorId="6EEA30AC" wp14:editId="430C093E">
+            <wp:extent cx="5486400" cy="2670175"/>
+            <wp:effectExtent l="0" t="0" r="0" b="0"/>
+            <wp:docPr id="186027865" name="Image 1"/>
+            <wp:cNvGraphicFramePr>
+              <a:graphicFrameLocks xmlns:a="http://schemas.openxmlformats.org/drawingml/2006/main" noChangeAspect="1"/>
+            </wp:cNvGraphicFramePr>
+            <a:graphic xmlns:a="http://schemas.openxmlformats.org/drawingml/2006/main">
+              <a:graphicData uri="http://schemas.openxmlformats.org/drawingml/2006/picture">
+                <pic:pic xmlns:pic="http://schemas.openxmlformats.org/drawingml/2006/picture">
+                  <pic:nvPicPr>
+                    <pic:cNvPr id="186027865" name=""/>
+                    <pic:cNvPicPr/>
+                  </pic:nvPicPr>
+                  <pic:blipFill>
+                    <a:blip r:embed="rId13"/>
+                    <a:stretch>
+                      <a:fillRect/>
+                    </a:stretch>
+                  </pic:blipFill>
+                  <pic:spPr>
+                    <a:xfrm>
+                      <a:off x="0" y="0"/>
+                      <a:ext cx="5486400" cy="2670175"/>
+                    </a:xfrm>
+                    <a:prstGeom prst="rect">
+                      <a:avLst/>
+                    </a:prstGeom>
+                  </pic:spPr>
+                </pic:pic>
+              </a:graphicData>
+            </a:graphic>
+          </wp:inline>
+        </w:drawing>
       </w:r>
     </w:p>
     <w:p>
       <w:pPr>
         <w:rPr>
-          <w:rFonts w:asciiTheme="majorHAnsi" w:eastAsiaTheme="majorEastAsia" w:hAnsiTheme="majorHAnsi" w:cstheme="majorBidi"/>
-          <w:b/>
-          <w:bCs/>
-          <w:color w:val="4F81BD" w:themeColor="accent1"/>
-          <w:sz w:val="26"/>
-          <w:szCs w:val="26"/>
           <w:lang w:val="fr-CA"/>
         </w:rPr>
       </w:pPr>
+      <w:r>
+        <w:rPr>
+          <w:noProof/>
+          <w:lang w:val="fr-CA"/>
+        </w:rPr>
+        <w:lastRenderedPageBreak/>
+        <w:drawing>
+          <wp:inline distT="0" distB="0" distL="0" distR="0" wp14:anchorId="5772F4D3" wp14:editId="16687A6F">
+            <wp:extent cx="5486400" cy="1205230"/>
+            <wp:effectExtent l="0" t="0" r="0" b="0"/>
+            <wp:docPr id="757355999" name="Image 1"/>
+            <wp:cNvGraphicFramePr>
+              <a:graphicFrameLocks xmlns:a="http://schemas.openxmlformats.org/drawingml/2006/main" noChangeAspect="1"/>
+            </wp:cNvGraphicFramePr>
+            <a:graphic xmlns:a="http://schemas.openxmlformats.org/drawingml/2006/main">
+              <a:graphicData uri="http://schemas.openxmlformats.org/drawingml/2006/picture">
+                <pic:pic xmlns:pic="http://schemas.openxmlformats.org/drawingml/2006/picture">
+                  <pic:nvPicPr>
+                    <pic:cNvPr id="757355999" name=""/>
+                    <pic:cNvPicPr/>
+                  </pic:nvPicPr>
+                  <pic:blipFill>
+                    <a:blip r:embed="rId14"/>
+                    <a:stretch>
+                      <a:fillRect/>
+                    </a:stretch>
+                  </pic:blipFill>
+                  <pic:spPr>
+                    <a:xfrm>
+                      <a:off x="0" y="0"/>
+                      <a:ext cx="5486400" cy="1205230"/>
+                    </a:xfrm>
+                    <a:prstGeom prst="rect">
+                      <a:avLst/>
+                    </a:prstGeom>
+                  </pic:spPr>
+                </pic:pic>
+              </a:graphicData>
+            </a:graphic>
+          </wp:inline>
+        </w:drawing>
+      </w:r>
       <w:r>
         <w:rPr>
           <w:lang w:val="fr-CA"/>
@@ -463,44 +1029,116 @@
         <w:rPr>
           <w:lang w:val="fr-CA"/>
         </w:rPr>
-        <w:t>Identifiez les limites de cette PoC :</w:t>
-      </w:r>
-      <w:r>
-        <w:rPr>
-          <w:lang w:val="fr-CA"/>
-        </w:rPr>
-        <w:br/>
-        <w:t>- Ce qui n’est pas couvert volontairement</w:t>
-      </w:r>
-      <w:r>
-        <w:rPr>
-          <w:lang w:val="fr-CA"/>
-        </w:rPr>
-        <w:br/>
-        <w:t>- Contraintes techniques rencontrées</w:t>
-      </w:r>
-      <w:r>
-        <w:rPr>
-          <w:lang w:val="fr-CA"/>
-        </w:rPr>
-        <w:br/>
-        <w:t>- Hypothèses non validées</w:t>
-      </w:r>
-      <w:r>
-        <w:rPr>
-          <w:lang w:val="fr-CA"/>
-        </w:rPr>
-        <w:br/>
-        <w:t xml:space="preserve">- </w:t>
-      </w:r>
-      <w:proofErr w:type="gramStart"/>
-      <w:r>
-        <w:rPr>
-          <w:lang w:val="fr-CA"/>
-        </w:rPr>
-        <w:t>Risques potentiels</w:t>
-      </w:r>
-      <w:proofErr w:type="gramEnd"/>
+        <w:t xml:space="preserve">En ce moment, </w:t>
+      </w:r>
+      <w:r>
+        <w:rPr>
+          <w:lang w:val="fr-CA"/>
+        </w:rPr>
+        <w:t xml:space="preserve">la PoC ne gère qu’une seule entité (message) pour simplifier le test le plus possible. Cela sera </w:t>
+      </w:r>
+      <w:r>
+        <w:rPr>
+          <w:lang w:val="fr-CA"/>
+        </w:rPr>
+        <w:t xml:space="preserve">plus complet lors des prochaines étapes de la création de l’application. </w:t>
+      </w:r>
+      <w:r>
+        <w:rPr>
+          <w:lang w:val="fr-CA"/>
+        </w:rPr>
+        <w:t>Une contrainte est que le lancement de SpringBoot sur le terminal bloque l’accès à ce terminal</w:t>
+      </w:r>
+      <w:r>
+        <w:rPr>
+          <w:lang w:val="fr-CA"/>
+        </w:rPr>
+        <w:t xml:space="preserve">. Il est donc impossible de continuer à lancer des commandes dedans / fermer le terminal, sinon le backend va arrêter de fonctionner. </w:t>
+      </w:r>
+      <w:r>
+        <w:rPr>
+          <w:lang w:val="fr-CA"/>
+        </w:rPr>
+        <w:t xml:space="preserve">Aussi, dans la base de données, mise à part le fait que le texte </w:t>
+      </w:r>
+      <w:r>
+        <w:rPr>
+          <w:lang w:val="fr-CA"/>
+        </w:rPr>
+        <w:t>est un varchar(255), il n’y a aucune validation de données</w:t>
+      </w:r>
+      <w:r>
+        <w:rPr>
+          <w:lang w:val="fr-CA"/>
+        </w:rPr>
+        <w:t xml:space="preserve">, tout peut être émis </w:t>
+      </w:r>
+      <w:r>
+        <w:rPr>
+          <w:lang w:val="fr-CA"/>
+        </w:rPr>
+        <w:t xml:space="preserve">tant que </w:t>
+      </w:r>
+      <w:r>
+        <w:rPr>
+          <w:lang w:val="fr-CA"/>
+        </w:rPr>
+        <w:t xml:space="preserve">la donnée fait en dessous de 255 charactères. </w:t>
+      </w:r>
+      <w:r>
+        <w:rPr>
+          <w:lang w:val="fr-CA"/>
+        </w:rPr>
+        <w:t xml:space="preserve">Par exemple, le même texte peut être envoyé deux fois sans </w:t>
+      </w:r>
+      <w:r>
+        <w:rPr>
+          <w:lang w:val="fr-CA"/>
+        </w:rPr>
+        <w:t xml:space="preserve">problèmes, ce qui pourrait en devenir un lors de l’insertion de vraies données comme les noms des bateaux. </w:t>
+      </w:r>
+      <w:r>
+        <w:rPr>
+          <w:lang w:val="fr-CA"/>
+        </w:rPr>
+        <w:t xml:space="preserve">Cela sera réduit et </w:t>
+      </w:r>
+      <w:r>
+        <w:rPr>
+          <w:lang w:val="fr-CA"/>
+        </w:rPr>
+        <w:t xml:space="preserve">plus limité lors </w:t>
+      </w:r>
+      <w:r>
+        <w:rPr>
+          <w:lang w:val="fr-CA"/>
+        </w:rPr>
+        <w:t xml:space="preserve">de la suite du projet. </w:t>
+      </w:r>
+      <w:r>
+        <w:rPr>
+          <w:lang w:val="fr-CA"/>
+        </w:rPr>
+        <w:t>Aussi</w:t>
+      </w:r>
+      <w:r>
+        <w:rPr>
+          <w:lang w:val="fr-CA"/>
+        </w:rPr>
+        <w:t>, l’interface graphique reste très minimale, il n’y a qu’une zone de texte, un bouton et la liste des données de la base de données.</w:t>
+      </w:r>
+      <w:r>
+        <w:rPr>
+          <w:lang w:val="fr-CA"/>
+        </w:rPr>
+        <w:t xml:space="preserve"> Finalement, </w:t>
+      </w:r>
+      <w:r>
+        <w:rPr>
+          <w:lang w:val="fr-CA"/>
+        </w:rPr>
+        <w:t xml:space="preserve">il n’y a pas de gestion d’utilisateurs, d’authentification ni d’autorisations. </w:t>
+      </w:r>
     </w:p>
     <w:p>
       <w:pPr>
@@ -526,30 +1164,232 @@
         <w:rPr>
           <w:lang w:val="fr-CA"/>
         </w:rPr>
-        <w:t>Indiquez si la solution est techniquement valide.</w:t>
-      </w:r>
-      <w:r>
-        <w:rPr>
-          <w:lang w:val="fr-CA"/>
-        </w:rPr>
-        <w:br/>
-        <w:t>- Le choix technologique est-il confirmé ?</w:t>
-      </w:r>
-      <w:r>
-        <w:rPr>
-          <w:lang w:val="fr-CA"/>
-        </w:rPr>
-        <w:br/>
-        <w:t>- Des ajustements sont-ils nécessaires avant de passer à la phase Prototype ?</w:t>
+        <w:t>Le choix techno</w:t>
+      </w:r>
+      <w:r>
+        <w:rPr>
+          <w:lang w:val="fr-CA"/>
+        </w:rPr>
+        <w:t>logique es</w:t>
+      </w:r>
+      <w:r>
+        <w:rPr>
+          <w:lang w:val="fr-CA"/>
+        </w:rPr>
+        <w:t xml:space="preserve">t </w:t>
+      </w:r>
+      <w:r>
+        <w:rPr>
+          <w:lang w:val="fr-CA"/>
+        </w:rPr>
+        <w:t>confirmé</w:t>
+      </w:r>
+      <w:r>
+        <w:rPr>
+          <w:lang w:val="fr-CA"/>
+        </w:rPr>
+        <w:t>,</w:t>
+      </w:r>
+      <w:r>
+        <w:rPr>
+          <w:lang w:val="fr-CA"/>
+        </w:rPr>
+        <w:t xml:space="preserve"> car le frontend, le backend et la bd choisi</w:t>
+      </w:r>
+      <w:r>
+        <w:rPr>
+          <w:lang w:val="fr-CA"/>
+        </w:rPr>
+        <w:t>s</w:t>
+      </w:r>
+      <w:r>
+        <w:rPr>
+          <w:lang w:val="fr-CA"/>
+        </w:rPr>
+        <w:t xml:space="preserve"> communique</w:t>
+      </w:r>
+      <w:r>
+        <w:rPr>
+          <w:lang w:val="fr-CA"/>
+        </w:rPr>
+        <w:t>nt</w:t>
+      </w:r>
+      <w:r>
+        <w:rPr>
+          <w:lang w:val="fr-CA"/>
+        </w:rPr>
+        <w:t xml:space="preserve"> ensemble </w:t>
+      </w:r>
+      <w:r>
+        <w:rPr>
+          <w:lang w:val="fr-CA"/>
+        </w:rPr>
+        <w:t>comme demandé.</w:t>
+      </w:r>
+      <w:r>
+        <w:rPr>
+          <w:lang w:val="fr-CA"/>
+        </w:rPr>
+        <w:t> </w:t>
+      </w:r>
+      <w:r>
+        <w:rPr>
+          <w:lang w:val="fr-CA"/>
+        </w:rPr>
+        <w:t>L’ajustement</w:t>
+      </w:r>
+      <w:r>
+        <w:rPr>
+          <w:lang w:val="fr-CA"/>
+        </w:rPr>
+        <w:t xml:space="preserve"> nécessaire </w:t>
+      </w:r>
+      <w:r>
+        <w:rPr>
+          <w:lang w:val="fr-CA"/>
+        </w:rPr>
+        <w:t>est de trouver une solution</w:t>
+      </w:r>
+      <w:r>
+        <w:rPr>
+          <w:lang w:val="fr-CA"/>
+        </w:rPr>
+        <w:t xml:space="preserve"> pour le lancement de Spring</w:t>
+      </w:r>
+      <w:r>
+        <w:rPr>
+          <w:lang w:val="fr-CA"/>
+        </w:rPr>
+        <w:t xml:space="preserve">Boot, car </w:t>
+      </w:r>
+      <w:r>
+        <w:rPr>
+          <w:lang w:val="fr-CA"/>
+        </w:rPr>
+        <w:t xml:space="preserve">son fonctionnement </w:t>
+      </w:r>
+      <w:r>
+        <w:rPr>
+          <w:lang w:val="fr-CA"/>
+        </w:rPr>
+        <w:t>bloque l’accès à ce terminal. Il est donc impossible de continuer à lancer des commandes dedans ou de fermer le terminal, sinon ce qui se produit est</w:t>
+      </w:r>
+      <w:r>
+        <w:rPr>
+          <w:lang w:val="fr-CA"/>
+        </w:rPr>
+        <w:t xml:space="preserve"> que </w:t>
+      </w:r>
+      <w:r>
+        <w:rPr>
+          <w:lang w:val="fr-CA"/>
+        </w:rPr>
+        <w:t>le backend va arrêter de fonctionner.</w:t>
+      </w:r>
+      <w:r>
+        <w:rPr>
+          <w:lang w:val="fr-CA"/>
+        </w:rPr>
+        <w:t xml:space="preserve">  De plus, l’autre ajustement serait </w:t>
+      </w:r>
+      <w:r>
+        <w:rPr>
+          <w:lang w:val="fr-CA"/>
+        </w:rPr>
+        <w:t xml:space="preserve">dans la base de </w:t>
+      </w:r>
+      <w:r>
+        <w:rPr>
+          <w:lang w:val="fr-CA"/>
+        </w:rPr>
+        <w:t>données</w:t>
+      </w:r>
+      <w:r>
+        <w:rPr>
+          <w:lang w:val="fr-CA"/>
+        </w:rPr>
+        <w:t xml:space="preserve"> de modifier </w:t>
+      </w:r>
+      <w:r>
+        <w:rPr>
+          <w:lang w:val="fr-CA"/>
+        </w:rPr>
+        <w:t xml:space="preserve">la valeur du texte, car il est </w:t>
+      </w:r>
+      <w:r>
+        <w:rPr>
+          <w:lang w:val="fr-CA"/>
+        </w:rPr>
+        <w:t>en varchar</w:t>
+      </w:r>
+      <w:r>
+        <w:rPr>
+          <w:lang w:val="fr-CA"/>
+        </w:rPr>
+        <w:t xml:space="preserve"> </w:t>
+      </w:r>
+      <w:r>
+        <w:rPr>
+          <w:lang w:val="fr-CA"/>
+        </w:rPr>
+        <w:t>(255)</w:t>
+      </w:r>
+      <w:r>
+        <w:rPr>
+          <w:lang w:val="fr-CA"/>
+        </w:rPr>
+        <w:t xml:space="preserve"> ce qui veut dire </w:t>
+      </w:r>
+      <w:r>
+        <w:rPr>
+          <w:lang w:val="fr-CA"/>
+        </w:rPr>
+        <w:t>qu</w:t>
+      </w:r>
+      <w:r>
+        <w:rPr>
+          <w:lang w:val="fr-CA"/>
+        </w:rPr>
+        <w:t>’</w:t>
+      </w:r>
+      <w:r>
+        <w:rPr>
+          <w:lang w:val="fr-CA"/>
+        </w:rPr>
+        <w:t>on peut mettre 255 charactère</w:t>
+      </w:r>
+      <w:r>
+        <w:rPr>
+          <w:lang w:val="fr-CA"/>
+        </w:rPr>
+        <w:t>s</w:t>
+      </w:r>
+      <w:r>
+        <w:rPr>
+          <w:lang w:val="fr-CA"/>
+        </w:rPr>
+        <w:t xml:space="preserve"> pour le nom du bateau</w:t>
+      </w:r>
+      <w:r>
+        <w:rPr>
+          <w:lang w:val="fr-CA"/>
+        </w:rPr>
+        <w:t>,</w:t>
+      </w:r>
+      <w:r>
+        <w:rPr>
+          <w:lang w:val="fr-CA"/>
+        </w:rPr>
+        <w:t xml:space="preserve"> ce qui est beaucoup trop pour le contexte</w:t>
+      </w:r>
+      <w:r>
+        <w:rPr>
+          <w:lang w:val="fr-CA"/>
+        </w:rPr>
+        <w:t xml:space="preserve"> et pour le champ de texte.</w:t>
       </w:r>
     </w:p>
     <w:sectPr>
-      <w:headerReference w:type="even" r:id="rId11"/>
-      <w:headerReference w:type="default" r:id="rId12"/>
-      <w:footerReference w:type="even" r:id="rId13"/>
-      <w:footerReference w:type="default" r:id="rId14"/>
-      <w:headerReference w:type="first" r:id="rId15"/>
-      <w:footerReference w:type="first" r:id="rId16"/>
       <w:pgSz w:w="12240" w:h="15840"/>
       <w:pgMar w:top="1440" w:right="1800" w:bottom="1440" w:left="1800" w:header="720" w:footer="720" w:gutter="0"/>
       <w:cols w:space="720"/>
@@ -584,36 +1424,6 @@
 </w:endnotes>
 </file>
 
-<file path=word/footer1.xml><?xml version="1.0" encoding="utf-8"?>
-<w:ftr xmlns:wpc="http://schemas.microsoft.com/office/word/2010/wordprocessingCanvas" xmlns:cx="http://schemas.microsoft.com/office/drawing/2014/chartex" xmlns:cx1="http://schemas.microsoft.com/office/drawing/2015/9/8/chartex" xmlns:cx2="http://schemas.microsoft.com/office/drawing/2015/10/21/chartex" xmlns:cx3="http://schemas.microsoft.com/office/drawing/2016/5/9/chartex" xmlns:cx4="http://schemas.microsoft.com/office/drawing/2016/5/10/chartex" xmlns:cx5="http://schemas.microsoft.com/office/drawing/2016/5/11/chartex" xmlns:cx6="http://schemas.microsoft.com/office/drawing/2016/5/12/chartex" xmlns:cx7="http://schemas.microsoft.com/office/drawing/2016/5/13/chartex" xmlns:cx8="http://schemas.microsoft.com/office/drawing/2016/5/14/chartex" xmlns:mc="http://schemas.openxmlformats.org/markup-compatibility/2006" xmlns:aink="http://schemas.microsoft.com/office/drawing/2016/ink" xmlns:am3d="http://schemas.microsoft.com/office/drawing/2017/model3d" xmlns:o="urn:schemas-microsoft-com:office:office" xmlns:oel="http://schemas.microsoft.com/office/2019/extlst" xmlns:r="http://schemas.openxmlformats.org/officeDocument/2006/relationships" xmlns:m="http://schemas.openxmlformats.org/officeDocument/2006/math" xmlns:v="urn:schemas-microsoft-com:vml" xmlns:wp14="http://schemas.microsoft.com/office/word/2010/wordprocessingDrawing" xmlns:wp="http://schemas.openxmlformats.org/drawingml/2006/wordprocessingDrawing" xmlns:w10="urn:schemas-microsoft-com:office:word" xmlns:w="http://schemas.openxmlformats.org/wordprocessingml/2006/main" xmlns:w14="http://schemas.microsoft.com/office/word/2010/wordml" xmlns:w15="http://schemas.microsoft.com/office/word/2012/wordml" xmlns:w16cex="http://schemas.microsoft.com/office/word/2018/wordml/cex" xmlns:w16cid="http://schemas.microsoft.com/office/word/2016/wordml/cid" xmlns:w16="http://schemas.microsoft.com/office/word/2018/wordml" xmlns:w16du="http://schemas.microsoft.com/office/word/2023/wordml/word16du" xmlns:w16sdtdh="http://schemas.microsoft.com/office/word/2020/wordml/sdtdatahash" xmlns:w16sdtfl="http://schemas.microsoft.com/office/word/2024/wordml/sdtformatlock" xmlns:w16se="http://schemas.microsoft.com/office/word/2015/wordml/symex" xmlns:wpg="http://schemas.microsoft.com/office/word/2010/wordprocessingGroup" xmlns:wpi="http://schemas.microsoft.com/office/word/2010/wordprocessingInk" xmlns:wne="http://schemas.microsoft.com/office/word/2006/wordml" xmlns:wps="http://schemas.microsoft.com/office/word/2010/wordprocessingShape" mc:Ignorable="w14 w15 w16se w16cid w16 w16cex w16sdtdh w16sdtfl w16du wp14">
-  <w:p>
-    <w:pPr>
-      <w:pStyle w:val="Pieddepage"/>
-    </w:pPr>
-  </w:p>
-</w:ftr>
-</file>
-
-<file path=word/footer2.xml><?xml version="1.0" encoding="utf-8"?>
-<w:ftr xmlns:wpc="http://schemas.microsoft.com/office/word/2010/wordprocessingCanvas" xmlns:cx="http://schemas.microsoft.com/office/drawing/2014/chartex" xmlns:cx1="http://schemas.microsoft.com/office/drawing/2015/9/8/chartex" xmlns:cx2="http://schemas.microsoft.com/office/drawing/2015/10/21/chartex" xmlns:cx3="http://schemas.microsoft.com/office/drawing/2016/5/9/chartex" xmlns:cx4="http://schemas.microsoft.com/office/drawing/2016/5/10/chartex" xmlns:cx5="http://schemas.microsoft.com/office/drawing/2016/5/11/chartex" xmlns:cx6="http://schemas.microsoft.com/office/drawing/2016/5/12/chartex" xmlns:cx7="http://schemas.microsoft.com/office/drawing/2016/5/13/chartex" xmlns:cx8="http://schemas.microsoft.com/office/drawing/2016/5/14/chartex" xmlns:mc="http://schemas.openxmlformats.org/markup-compatibility/2006" xmlns:aink="http://schemas.microsoft.com/office/drawing/2016/ink" xmlns:am3d="http://schemas.microsoft.com/office/drawing/2017/model3d" xmlns:o="urn:schemas-microsoft-com:office:office" xmlns:oel="http://schemas.microsoft.com/office/2019/extlst" xmlns:r="http://schemas.openxmlformats.org/officeDocument/2006/relationships" xmlns:m="http://schemas.openxmlformats.org/officeDocument/2006/math" xmlns:v="urn:schemas-microsoft-com:vml" xmlns:wp14="http://schemas.microsoft.com/office/word/2010/wordprocessingDrawing" xmlns:wp="http://schemas.openxmlformats.org/drawingml/2006/wordprocessingDrawing" xmlns:w10="urn:schemas-microsoft-com:office:word" xmlns:w="http://schemas.openxmlformats.org/wordprocessingml/2006/main" xmlns:w14="http://schemas.microsoft.com/office/word/2010/wordml" xmlns:w15="http://schemas.microsoft.com/office/word/2012/wordml" xmlns:w16cex="http://schemas.microsoft.com/office/word/2018/wordml/cex" xmlns:w16cid="http://schemas.microsoft.com/office/word/2016/wordml/cid" xmlns:w16="http://schemas.microsoft.com/office/word/2018/wordml" xmlns:w16du="http://schemas.microsoft.com/office/word/2023/wordml/word16du" xmlns:w16sdtdh="http://schemas.microsoft.com/office/word/2020/wordml/sdtdatahash" xmlns:w16sdtfl="http://schemas.microsoft.com/office/word/2024/wordml/sdtformatlock" xmlns:w16se="http://schemas.microsoft.com/office/word/2015/wordml/symex" xmlns:wpg="http://schemas.microsoft.com/office/word/2010/wordprocessingGroup" xmlns:wpi="http://schemas.microsoft.com/office/word/2010/wordprocessingInk" xmlns:wne="http://schemas.microsoft.com/office/word/2006/wordml" xmlns:wps="http://schemas.microsoft.com/office/word/2010/wordprocessingShape" mc:Ignorable="w14 w15 w16se w16cid w16 w16cex w16sdtdh w16sdtfl w16du wp14">
-  <w:p>
-    <w:pPr>
-      <w:pStyle w:val="Pieddepage"/>
-    </w:pPr>
-  </w:p>
-</w:ftr>
-</file>
-
-<file path=word/footer3.xml><?xml version="1.0" encoding="utf-8"?>
-<w:ftr xmlns:wpc="http://schemas.microsoft.com/office/word/2010/wordprocessingCanvas" xmlns:cx="http://schemas.microsoft.com/office/drawing/2014/chartex" xmlns:cx1="http://schemas.microsoft.com/office/drawing/2015/9/8/chartex" xmlns:cx2="http://schemas.microsoft.com/office/drawing/2015/10/21/chartex" xmlns:cx3="http://schemas.microsoft.com/office/drawing/2016/5/9/chartex" xmlns:cx4="http://schemas.microsoft.com/office/drawing/2016/5/10/chartex" xmlns:cx5="http://schemas.microsoft.com/office/drawing/2016/5/11/chartex" xmlns:cx6="http://schemas.microsoft.com/office/drawing/2016/5/12/chartex" xmlns:cx7="http://schemas.microsoft.com/office/drawing/2016/5/13/chartex" xmlns:cx8="http://schemas.microsoft.com/office/drawing/2016/5/14/chartex" xmlns:mc="http://schemas.openxmlformats.org/markup-compatibility/2006" xmlns:aink="http://schemas.microsoft.com/office/drawing/2016/ink" xmlns:am3d="http://schemas.microsoft.com/office/drawing/2017/model3d" xmlns:o="urn:schemas-microsoft-com:office:office" xmlns:oel="http://schemas.microsoft.com/office/2019/extlst" xmlns:r="http://schemas.openxmlformats.org/officeDocument/2006/relationships" xmlns:m="http://schemas.openxmlformats.org/officeDocument/2006/math" xmlns:v="urn:schemas-microsoft-com:vml" xmlns:wp14="http://schemas.microsoft.com/office/word/2010/wordprocessingDrawing" xmlns:wp="http://schemas.openxmlformats.org/drawingml/2006/wordprocessingDrawing" xmlns:w10="urn:schemas-microsoft-com:office:word" xmlns:w="http://schemas.openxmlformats.org/wordprocessingml/2006/main" xmlns:w14="http://schemas.microsoft.com/office/word/2010/wordml" xmlns:w15="http://schemas.microsoft.com/office/word/2012/wordml" xmlns:w16cex="http://schemas.microsoft.com/office/word/2018/wordml/cex" xmlns:w16cid="http://schemas.microsoft.com/office/word/2016/wordml/cid" xmlns:w16="http://schemas.microsoft.com/office/word/2018/wordml" xmlns:w16du="http://schemas.microsoft.com/office/word/2023/wordml/word16du" xmlns:w16sdtdh="http://schemas.microsoft.com/office/word/2020/wordml/sdtdatahash" xmlns:w16sdtfl="http://schemas.microsoft.com/office/word/2024/wordml/sdtformatlock" xmlns:w16se="http://schemas.microsoft.com/office/word/2015/wordml/symex" xmlns:wpg="http://schemas.microsoft.com/office/word/2010/wordprocessingGroup" xmlns:wpi="http://schemas.microsoft.com/office/word/2010/wordprocessingInk" xmlns:wne="http://schemas.microsoft.com/office/word/2006/wordml" xmlns:wps="http://schemas.microsoft.com/office/word/2010/wordprocessingShape" mc:Ignorable="w14 w15 w16se w16cid w16 w16cex w16sdtdh w16sdtfl w16du wp14">
-  <w:p>
-    <w:pPr>
-      <w:pStyle w:val="Pieddepage"/>
-    </w:pPr>
-  </w:p>
-</w:ftr>
-</file>
-
 <file path=word/footnotes.xml><?xml version="1.0" encoding="utf-8"?>
 <w:footnotes xmlns:wpc="http://schemas.microsoft.com/office/word/2010/wordprocessingCanvas" xmlns:cx="http://schemas.microsoft.com/office/drawing/2014/chartex" xmlns:cx1="http://schemas.microsoft.com/office/drawing/2015/9/8/chartex" xmlns:cx2="http://schemas.microsoft.com/office/drawing/2015/10/21/chartex" xmlns:cx3="http://schemas.microsoft.com/office/drawing/2016/5/9/chartex" xmlns:cx4="http://schemas.microsoft.com/office/drawing/2016/5/10/chartex" xmlns:cx5="http://schemas.microsoft.com/office/drawing/2016/5/11/chartex" xmlns:cx6="http://schemas.microsoft.com/office/drawing/2016/5/12/chartex" xmlns:cx7="http://schemas.microsoft.com/office/drawing/2016/5/13/chartex" xmlns:cx8="http://schemas.microsoft.com/office/drawing/2016/5/14/chartex" xmlns:mc="http://schemas.openxmlformats.org/markup-compatibility/2006" xmlns:aink="http://schemas.microsoft.com/office/drawing/2016/ink" xmlns:am3d="http://schemas.microsoft.com/office/drawing/2017/model3d" xmlns:o="urn:schemas-microsoft-com:office:office" xmlns:oel="http://schemas.microsoft.com/office/2019/extlst" xmlns:r="http://schemas.openxmlformats.org/officeDocument/2006/relationships" xmlns:m="http://schemas.openxmlformats.org/officeDocument/2006/math" xmlns:v="urn:schemas-microsoft-com:vml" xmlns:wp14="http://schemas.microsoft.com/office/word/2010/wordprocessingDrawing" xmlns:wp="http://schemas.openxmlformats.org/drawingml/2006/wordprocessingDrawing" xmlns:w10="urn:schemas-microsoft-com:office:word" xmlns:w="http://schemas.openxmlformats.org/wordprocessingml/2006/main" xmlns:w14="http://schemas.microsoft.com/office/word/2010/wordml" xmlns:w15="http://schemas.microsoft.com/office/word/2012/wordml" xmlns:w16cex="http://schemas.microsoft.com/office/word/2018/wordml/cex" xmlns:w16cid="http://schemas.microsoft.com/office/word/2016/wordml/cid" xmlns:w16="http://schemas.microsoft.com/office/word/2018/wordml" xmlns:w16du="http://schemas.microsoft.com/office/word/2023/wordml/word16du" xmlns:w16sdtdh="http://schemas.microsoft.com/office/word/2020/wordml/sdtdatahash" xmlns:w16sdtfl="http://schemas.microsoft.com/office/word/2024/wordml/sdtformatlock" xmlns:w16se="http://schemas.microsoft.com/office/word/2015/wordml/symex" xmlns:wpg="http://schemas.microsoft.com/office/word/2010/wordprocessingGroup" xmlns:wpi="http://schemas.microsoft.com/office/word/2010/wordprocessingInk" xmlns:wne="http://schemas.microsoft.com/office/word/2006/wordml" xmlns:wps="http://schemas.microsoft.com/office/word/2010/wordprocessingShape" mc:Ignorable="w14 w15 w16se w16cid w16 w16cex w16sdtdh w16sdtfl w16du wp14">
   <w:footnote w:type="separator" w:id="-1">
@@ -637,36 +1447,6 @@
     </w:p>
   </w:footnote>
 </w:footnotes>
-</file>
-
-<file path=word/header1.xml><?xml version="1.0" encoding="utf-8"?>
-<w:hdr xmlns:wpc="http://schemas.microsoft.com/office/word/2010/wordprocessingCanvas" xmlns:cx="http://schemas.microsoft.com/office/drawing/2014/chartex" xmlns:cx1="http://schemas.microsoft.com/office/drawing/2015/9/8/chartex" xmlns:cx2="http://schemas.microsoft.com/office/drawing/2015/10/21/chartex" xmlns:cx3="http://schemas.microsoft.com/office/drawing/2016/5/9/chartex" xmlns:cx4="http://schemas.microsoft.com/office/drawing/2016/5/10/chartex" xmlns:cx5="http://schemas.microsoft.com/office/drawing/2016/5/11/chartex" xmlns:cx6="http://schemas.microsoft.com/office/drawing/2016/5/12/chartex" xmlns:cx7="http://schemas.microsoft.com/office/drawing/2016/5/13/chartex" xmlns:cx8="http://schemas.microsoft.com/office/drawing/2016/5/14/chartex" xmlns:mc="http://schemas.openxmlformats.org/markup-compatibility/2006" xmlns:aink="http://schemas.microsoft.com/office/drawing/2016/ink" xmlns:am3d="http://schemas.microsoft.com/office/drawing/2017/model3d" xmlns:o="urn:schemas-microsoft-com:office:office" xmlns:oel="http://schemas.microsoft.com/office/2019/extlst" xmlns:r="http://schemas.openxmlformats.org/officeDocument/2006/relationships" xmlns:m="http://schemas.openxmlformats.org/officeDocument/2006/math" xmlns:v="urn:schemas-microsoft-com:vml" xmlns:wp14="http://schemas.microsoft.com/office/word/2010/wordprocessingDrawing" xmlns:wp="http://schemas.openxmlformats.org/drawingml/2006/wordprocessingDrawing" xmlns:w10="urn:schemas-microsoft-com:office:word" xmlns:w="http://schemas.openxmlformats.org/wordprocessingml/2006/main" xmlns:w14="http://schemas.microsoft.com/office/word/2010/wordml" xmlns:w15="http://schemas.microsoft.com/office/word/2012/wordml" xmlns:w16cex="http://schemas.microsoft.com/office/word/2018/wordml/cex" xmlns:w16cid="http://schemas.microsoft.com/office/word/2016/wordml/cid" xmlns:w16="http://schemas.microsoft.com/office/word/2018/wordml" xmlns:w16du="http://schemas.microsoft.com/office/word/2023/wordml/word16du" xmlns:w16sdtdh="http://schemas.microsoft.com/office/word/2020/wordml/sdtdatahash" xmlns:w16sdtfl="http://schemas.microsoft.com/office/word/2024/wordml/sdtformatlock" xmlns:w16se="http://schemas.microsoft.com/office/word/2015/wordml/symex" xmlns:wpg="http://schemas.microsoft.com/office/word/2010/wordprocessingGroup" xmlns:wpi="http://schemas.microsoft.com/office/word/2010/wordprocessingInk" xmlns:wne="http://schemas.microsoft.com/office/word/2006/wordml" xmlns:wps="http://schemas.microsoft.com/office/word/2010/wordprocessingShape" mc:Ignorable="w14 w15 w16se w16cid w16 w16cex w16sdtdh w16sdtfl w16du wp14">
-  <w:p>
-    <w:pPr>
-      <w:pStyle w:val="En-tte"/>
-    </w:pPr>
-  </w:p>
-</w:hdr>
-</file>
-
-<file path=word/header2.xml><?xml version="1.0" encoding="utf-8"?>
-<w:hdr xmlns:wpc="http://schemas.microsoft.com/office/word/2010/wordprocessingCanvas" xmlns:cx="http://schemas.microsoft.com/office/drawing/2014/chartex" xmlns:cx1="http://schemas.microsoft.com/office/drawing/2015/9/8/chartex" xmlns:cx2="http://schemas.microsoft.com/office/drawing/2015/10/21/chartex" xmlns:cx3="http://schemas.microsoft.com/office/drawing/2016/5/9/chartex" xmlns:cx4="http://schemas.microsoft.com/office/drawing/2016/5/10/chartex" xmlns:cx5="http://schemas.microsoft.com/office/drawing/2016/5/11/chartex" xmlns:cx6="http://schemas.microsoft.com/office/drawing/2016/5/12/chartex" xmlns:cx7="http://schemas.microsoft.com/office/drawing/2016/5/13/chartex" xmlns:cx8="http://schemas.microsoft.com/office/drawing/2016/5/14/chartex" xmlns:mc="http://schemas.openxmlformats.org/markup-compatibility/2006" xmlns:aink="http://schemas.microsoft.com/office/drawing/2016/ink" xmlns:am3d="http://schemas.microsoft.com/office/drawing/2017/model3d" xmlns:o="urn:schemas-microsoft-com:office:office" xmlns:oel="http://schemas.microsoft.com/office/2019/extlst" xmlns:r="http://schemas.openxmlformats.org/officeDocument/2006/relationships" xmlns:m="http://schemas.openxmlformats.org/officeDocument/2006/math" xmlns:v="urn:schemas-microsoft-com:vml" xmlns:wp14="http://schemas.microsoft.com/office/word/2010/wordprocessingDrawing" xmlns:wp="http://schemas.openxmlformats.org/drawingml/2006/wordprocessingDrawing" xmlns:w10="urn:schemas-microsoft-com:office:word" xmlns:w="http://schemas.openxmlformats.org/wordprocessingml/2006/main" xmlns:w14="http://schemas.microsoft.com/office/word/2010/wordml" xmlns:w15="http://schemas.microsoft.com/office/word/2012/wordml" xmlns:w16cex="http://schemas.microsoft.com/office/word/2018/wordml/cex" xmlns:w16cid="http://schemas.microsoft.com/office/word/2016/wordml/cid" xmlns:w16="http://schemas.microsoft.com/office/word/2018/wordml" xmlns:w16du="http://schemas.microsoft.com/office/word/2023/wordml/word16du" xmlns:w16sdtdh="http://schemas.microsoft.com/office/word/2020/wordml/sdtdatahash" xmlns:w16sdtfl="http://schemas.microsoft.com/office/word/2024/wordml/sdtformatlock" xmlns:w16se="http://schemas.microsoft.com/office/word/2015/wordml/symex" xmlns:wpg="http://schemas.microsoft.com/office/word/2010/wordprocessingGroup" xmlns:wpi="http://schemas.microsoft.com/office/word/2010/wordprocessingInk" xmlns:wne="http://schemas.microsoft.com/office/word/2006/wordml" xmlns:wps="http://schemas.microsoft.com/office/word/2010/wordprocessingShape" mc:Ignorable="w14 w15 w16se w16cid w16 w16cex w16sdtdh w16sdtfl w16du wp14">
-  <w:p>
-    <w:pPr>
-      <w:pStyle w:val="En-tte"/>
-    </w:pPr>
-  </w:p>
-</w:hdr>
-</file>
-
-<file path=word/header3.xml><?xml version="1.0" encoding="utf-8"?>
-<w:hdr xmlns:wpc="http://schemas.microsoft.com/office/word/2010/wordprocessingCanvas" xmlns:cx="http://schemas.microsoft.com/office/drawing/2014/chartex" xmlns:cx1="http://schemas.microsoft.com/office/drawing/2015/9/8/chartex" xmlns:cx2="http://schemas.microsoft.com/office/drawing/2015/10/21/chartex" xmlns:cx3="http://schemas.microsoft.com/office/drawing/2016/5/9/chartex" xmlns:cx4="http://schemas.microsoft.com/office/drawing/2016/5/10/chartex" xmlns:cx5="http://schemas.microsoft.com/office/drawing/2016/5/11/chartex" xmlns:cx6="http://schemas.microsoft.com/office/drawing/2016/5/12/chartex" xmlns:cx7="http://schemas.microsoft.com/office/drawing/2016/5/13/chartex" xmlns:cx8="http://schemas.microsoft.com/office/drawing/2016/5/14/chartex" xmlns:mc="http://schemas.openxmlformats.org/markup-compatibility/2006" xmlns:aink="http://schemas.microsoft.com/office/drawing/2016/ink" xmlns:am3d="http://schemas.microsoft.com/office/drawing/2017/model3d" xmlns:o="urn:schemas-microsoft-com:office:office" xmlns:oel="http://schemas.microsoft.com/office/2019/extlst" xmlns:r="http://schemas.openxmlformats.org/officeDocument/2006/relationships" xmlns:m="http://schemas.openxmlformats.org/officeDocument/2006/math" xmlns:v="urn:schemas-microsoft-com:vml" xmlns:wp14="http://schemas.microsoft.com/office/word/2010/wordprocessingDrawing" xmlns:wp="http://schemas.openxmlformats.org/drawingml/2006/wordprocessingDrawing" xmlns:w10="urn:schemas-microsoft-com:office:word" xmlns:w="http://schemas.openxmlformats.org/wordprocessingml/2006/main" xmlns:w14="http://schemas.microsoft.com/office/word/2010/wordml" xmlns:w15="http://schemas.microsoft.com/office/word/2012/wordml" xmlns:w16cex="http://schemas.microsoft.com/office/word/2018/wordml/cex" xmlns:w16cid="http://schemas.microsoft.com/office/word/2016/wordml/cid" xmlns:w16="http://schemas.microsoft.com/office/word/2018/wordml" xmlns:w16du="http://schemas.microsoft.com/office/word/2023/wordml/word16du" xmlns:w16sdtdh="http://schemas.microsoft.com/office/word/2020/wordml/sdtdatahash" xmlns:w16sdtfl="http://schemas.microsoft.com/office/word/2024/wordml/sdtformatlock" xmlns:w16se="http://schemas.microsoft.com/office/word/2015/wordml/symex" xmlns:wpg="http://schemas.microsoft.com/office/word/2010/wordprocessingGroup" xmlns:wpi="http://schemas.microsoft.com/office/word/2010/wordprocessingInk" xmlns:wne="http://schemas.microsoft.com/office/word/2006/wordml" xmlns:wps="http://schemas.microsoft.com/office/word/2010/wordprocessingShape" mc:Ignorable="w14 w15 w16se w16cid w16 w16cex w16sdtdh w16sdtfl w16du wp14">
-  <w:p>
-    <w:pPr>
-      <w:pStyle w:val="En-tte"/>
-    </w:pPr>
-  </w:p>
-</w:hdr>
 </file>
 
 <file path=word/numbering.xml><?xml version="1.0" encoding="utf-8"?>
@@ -1567,6 +2347,7 @@
   <w:style w:type="character" w:default="1" w:styleId="Policepardfaut">
     <w:name w:val="Default Paragraph Font"/>
     <w:uiPriority w:val="1"/>
+    <w:semiHidden/>
     <w:unhideWhenUsed/>
   </w:style>
   <w:style w:type="table" w:default="1" w:styleId="TableauNormal">
